--- a/lessons/5-10/downloads/5-10-notes-teacher.docx
+++ b/lessons/5-10/downloads/5-10-notes-teacher.docx
@@ -219,10 +219,12 @@
     <w:p>
       <w:pPr>
         <w:pStyle w:val="Heading1"/>
+        <w:keepNext/>
+        <w:keepLines/>
         <w:pBdr>
           <w:bottom w:val="single" w:color="1FA6A2" w:sz="14" w:space="6"/>
         </w:pBdr>
-        <w:spacing w:after="140" w:before="260"/>
+        <w:spacing w:after="140" w:before="300"/>
       </w:pPr>
       <w:r>
         <w:rPr>
@@ -1331,10 +1333,12 @@
     <w:p>
       <w:pPr>
         <w:pStyle w:val="Heading1"/>
+        <w:keepNext/>
+        <w:keepLines/>
         <w:pBdr>
           <w:bottom w:val="single" w:color="1FA6A2" w:sz="14" w:space="6"/>
         </w:pBdr>
-        <w:spacing w:after="140" w:before="260"/>
+        <w:spacing w:after="140" w:before="300"/>
       </w:pPr>
       <w:r>
         <w:rPr>
@@ -1430,7 +1434,8 @@
     </w:p>
     <w:p>
       <w:pPr>
-        <w:spacing w:after="120" w:before="80"/>
+        <w:keepLines/>
+        <w:spacing w:after="260" w:before="200"/>
       </w:pPr>
       <w:r>
         <w:rPr>
@@ -1447,34 +1452,27 @@
           <w:sz w:val="22"/>
           <w:szCs w:val="22"/>
         </w:rPr>
-        <w:t xml:space="preserve">The space inside a rectangular prism, found with V = l × w × h, is the ___.</w:t>
-      </w:r>
-    </w:p>
-    <w:p>
-      <w:pPr>
-        <w:spacing w:after="120" w:before="80"/>
-      </w:pPr>
-      <w:r>
-        <w:rPr>
-          <w:b/>
-          <w:bCs/>
-          <w:color w:val="12355B"/>
+        <w:t xml:space="preserve">The space inside a rectangular prism, found with V = l × w × h, is the </w:t>
+      </w:r>
+      <w:r>
+        <w:rPr>
           <w:sz w:val="22"/>
           <w:szCs w:val="22"/>
         </w:rPr>
-        <w:t xml:space="preserve">2.  </w:t>
+        <w:t xml:space="preserve">________________</w:t>
       </w:r>
       <w:r>
         <w:rPr>
           <w:sz w:val="22"/>
           <w:szCs w:val="22"/>
         </w:rPr>
-        <w:t xml:space="preserve">The amount of space inside a three-dimensional solid is its ___.</w:t>
-      </w:r>
-    </w:p>
-    <w:p>
-      <w:pPr>
-        <w:spacing w:after="120" w:before="80"/>
+        <w:t xml:space="preserve">.</w:t>
+      </w:r>
+    </w:p>
+    <w:p>
+      <w:pPr>
+        <w:keepLines/>
+        <w:spacing w:after="260" w:before="200"/>
       </w:pPr>
       <w:r>
         <w:rPr>
@@ -1484,41 +1482,34 @@
           <w:sz w:val="22"/>
           <w:szCs w:val="22"/>
         </w:rPr>
-        <w:t xml:space="preserve">3.  </w:t>
+        <w:t xml:space="preserve">2.  </w:t>
       </w:r>
       <w:r>
         <w:rPr>
           <w:sz w:val="22"/>
           <w:szCs w:val="22"/>
         </w:rPr>
-        <w:t xml:space="preserve">A solid with six rectangular faces is a ___.</w:t>
-      </w:r>
-    </w:p>
-    <w:p>
-      <w:pPr>
-        <w:spacing w:after="120" w:before="80"/>
-      </w:pPr>
-      <w:r>
-        <w:rPr>
-          <w:b/>
-          <w:bCs/>
-          <w:color w:val="12355B"/>
+        <w:t xml:space="preserve">The amount of space inside a three-dimensional solid is its </w:t>
+      </w:r>
+      <w:r>
+        <w:rPr>
           <w:sz w:val="22"/>
           <w:szCs w:val="22"/>
         </w:rPr>
-        <w:t xml:space="preserve">4.  </w:t>
+        <w:t xml:space="preserve">________________</w:t>
       </w:r>
       <w:r>
         <w:rPr>
           <w:sz w:val="22"/>
           <w:szCs w:val="22"/>
         </w:rPr>
-        <w:t xml:space="preserve">The unit used to measure volume is ___.</w:t>
-      </w:r>
-    </w:p>
-    <w:p>
-      <w:pPr>
-        <w:spacing w:after="120" w:before="80"/>
+        <w:t xml:space="preserve">.</w:t>
+      </w:r>
+    </w:p>
+    <w:p>
+      <w:pPr>
+        <w:keepLines/>
+        <w:spacing w:after="260" w:before="200"/>
       </w:pPr>
       <w:r>
         <w:rPr>
@@ -1528,41 +1519,34 @@
           <w:sz w:val="22"/>
           <w:szCs w:val="22"/>
         </w:rPr>
-        <w:t xml:space="preserve">5.  </w:t>
+        <w:t xml:space="preserve">3.  </w:t>
       </w:r>
       <w:r>
         <w:rPr>
           <w:sz w:val="22"/>
           <w:szCs w:val="22"/>
         </w:rPr>
-        <w:t xml:space="preserve">The measurements of length, width, and height of a solid are its ___.</w:t>
-      </w:r>
-    </w:p>
-    <w:p>
-      <w:pPr>
-        <w:spacing w:after="120" w:before="80"/>
-      </w:pPr>
-      <w:r>
-        <w:rPr>
-          <w:b/>
-          <w:bCs/>
-          <w:color w:val="12355B"/>
+        <w:t xml:space="preserve">A solid with six rectangular faces is a </w:t>
+      </w:r>
+      <w:r>
+        <w:rPr>
           <w:sz w:val="22"/>
           <w:szCs w:val="22"/>
         </w:rPr>
-        <w:t xml:space="preserve">6.  </w:t>
+        <w:t xml:space="preserve">________________</w:t>
       </w:r>
       <w:r>
         <w:rPr>
           <w:sz w:val="22"/>
           <w:szCs w:val="22"/>
         </w:rPr>
-        <w:t xml:space="preserve">A flat pattern that folds into a solid is a ___.</w:t>
-      </w:r>
-    </w:p>
-    <w:p>
-      <w:pPr>
-        <w:spacing w:after="120" w:before="80"/>
+        <w:t xml:space="preserve">.</w:t>
+      </w:r>
+    </w:p>
+    <w:p>
+      <w:pPr>
+        <w:keepLines/>
+        <w:spacing w:after="260" w:before="200"/>
       </w:pPr>
       <w:r>
         <w:rPr>
@@ -1572,24 +1556,150 @@
           <w:sz w:val="22"/>
           <w:szCs w:val="22"/>
         </w:rPr>
-        <w:t xml:space="preserve">7.  </w:t>
+        <w:t xml:space="preserve">4.  </w:t>
       </w:r>
       <w:r>
         <w:rPr>
           <w:sz w:val="22"/>
           <w:szCs w:val="22"/>
         </w:rPr>
-        <w:t xml:space="preserve">The area of the bottom face of a prism, multiplied by height to find volume, is the ___.</w:t>
+        <w:t xml:space="preserve">The unit used to measure volume is </w:t>
+      </w:r>
+      <w:r>
+        <w:rPr>
+          <w:sz w:val="22"/>
+          <w:szCs w:val="22"/>
+        </w:rPr>
+        <w:t xml:space="preserve">________________</w:t>
+      </w:r>
+      <w:r>
+        <w:rPr>
+          <w:sz w:val="22"/>
+          <w:szCs w:val="22"/>
+        </w:rPr>
+        <w:t xml:space="preserve">.</w:t>
+      </w:r>
+    </w:p>
+    <w:p>
+      <w:pPr>
+        <w:keepLines/>
+        <w:spacing w:after="260" w:before="200"/>
+      </w:pPr>
+      <w:r>
+        <w:rPr>
+          <w:b/>
+          <w:bCs/>
+          <w:color w:val="12355B"/>
+          <w:sz w:val="22"/>
+          <w:szCs w:val="22"/>
+        </w:rPr>
+        <w:t xml:space="preserve">5.  </w:t>
+      </w:r>
+      <w:r>
+        <w:rPr>
+          <w:sz w:val="22"/>
+          <w:szCs w:val="22"/>
+        </w:rPr>
+        <w:t xml:space="preserve">The measurements of length, width, and height of a solid are its </w:t>
+      </w:r>
+      <w:r>
+        <w:rPr>
+          <w:sz w:val="22"/>
+          <w:szCs w:val="22"/>
+        </w:rPr>
+        <w:t xml:space="preserve">________________</w:t>
+      </w:r>
+      <w:r>
+        <w:rPr>
+          <w:sz w:val="22"/>
+          <w:szCs w:val="22"/>
+        </w:rPr>
+        <w:t xml:space="preserve">.</w:t>
+      </w:r>
+    </w:p>
+    <w:p>
+      <w:pPr>
+        <w:keepLines/>
+        <w:spacing w:after="260" w:before="200"/>
+      </w:pPr>
+      <w:r>
+        <w:rPr>
+          <w:b/>
+          <w:bCs/>
+          <w:color w:val="12355B"/>
+          <w:sz w:val="22"/>
+          <w:szCs w:val="22"/>
+        </w:rPr>
+        <w:t xml:space="preserve">6.  </w:t>
+      </w:r>
+      <w:r>
+        <w:rPr>
+          <w:sz w:val="22"/>
+          <w:szCs w:val="22"/>
+        </w:rPr>
+        <w:t xml:space="preserve">A flat pattern that folds into a solid is a </w:t>
+      </w:r>
+      <w:r>
+        <w:rPr>
+          <w:sz w:val="22"/>
+          <w:szCs w:val="22"/>
+        </w:rPr>
+        <w:t xml:space="preserve">________________</w:t>
+      </w:r>
+      <w:r>
+        <w:rPr>
+          <w:sz w:val="22"/>
+          <w:szCs w:val="22"/>
+        </w:rPr>
+        <w:t xml:space="preserve">.</w:t>
+      </w:r>
+    </w:p>
+    <w:p>
+      <w:pPr>
+        <w:keepLines/>
+        <w:spacing w:after="260" w:before="200"/>
+      </w:pPr>
+      <w:r>
+        <w:rPr>
+          <w:b/>
+          <w:bCs/>
+          <w:color w:val="12355B"/>
+          <w:sz w:val="22"/>
+          <w:szCs w:val="22"/>
+        </w:rPr>
+        <w:t xml:space="preserve">7.  </w:t>
+      </w:r>
+      <w:r>
+        <w:rPr>
+          <w:sz w:val="22"/>
+          <w:szCs w:val="22"/>
+        </w:rPr>
+        <w:t xml:space="preserve">The area of the bottom face of a prism, multiplied by height to find volume, is the </w:t>
+      </w:r>
+      <w:r>
+        <w:rPr>
+          <w:sz w:val="22"/>
+          <w:szCs w:val="22"/>
+        </w:rPr>
+        <w:t xml:space="preserve">________________</w:t>
+      </w:r>
+      <w:r>
+        <w:rPr>
+          <w:sz w:val="22"/>
+          <w:szCs w:val="22"/>
+        </w:rPr>
+        <w:t xml:space="preserve">.</w:t>
       </w:r>
     </w:p>
     <w:p>
       <w:pPr>
         <w:pStyle w:val="Heading1"/>
-        <w:pageBreakBefore/>
+        <w:keepNext/>
+        <w:keepLines/>
         <w:pBdr>
           <w:bottom w:val="single" w:color="1FA6A2" w:sz="14" w:space="6"/>
         </w:pBdr>
-        <w:spacing w:after="140" w:before="0"/>
+        <w:spacing w:after="140" w:before="300"/>
       </w:pPr>
       <w:r>
         <w:rPr>
@@ -2870,11 +2980,12 @@
     <w:p>
       <w:pPr>
         <w:pStyle w:val="Heading1"/>
-        <w:pageBreakBefore/>
+        <w:keepNext/>
+        <w:keepLines/>
         <w:pBdr>
           <w:bottom w:val="single" w:color="1FA6A2" w:sz="14" w:space="6"/>
         </w:pBdr>
-        <w:spacing w:after="140" w:before="0"/>
+        <w:spacing w:after="140" w:before="300"/>
       </w:pPr>
       <w:r>
         <w:rPr>
@@ -3207,11 +3318,12 @@
     <w:p>
       <w:pPr>
         <w:pStyle w:val="Heading1"/>
-        <w:pageBreakBefore/>
+        <w:keepNext/>
+        <w:keepLines/>
         <w:pBdr>
           <w:bottom w:val="single" w:color="1FA6A2" w:sz="14" w:space="6"/>
         </w:pBdr>
-        <w:spacing w:after="140" w:before="0"/>
+        <w:spacing w:after="140" w:before="300"/>
       </w:pPr>
       <w:r>
         <w:rPr>
@@ -4013,11 +4125,12 @@
     <w:p>
       <w:pPr>
         <w:pStyle w:val="Heading1"/>
-        <w:pageBreakBefore/>
+        <w:keepNext/>
+        <w:keepLines/>
         <w:pBdr>
           <w:bottom w:val="single" w:color="1FA6A2" w:sz="14" w:space="6"/>
         </w:pBdr>
-        <w:spacing w:after="140" w:before="0"/>
+        <w:spacing w:after="140" w:before="300"/>
       </w:pPr>
       <w:r>
         <w:rPr>
@@ -4932,11 +5045,12 @@
     <w:p>
       <w:pPr>
         <w:pStyle w:val="Heading1"/>
-        <w:pageBreakBefore/>
+        <w:keepNext/>
+        <w:keepLines/>
         <w:pBdr>
           <w:bottom w:val="single" w:color="1FA6A2" w:sz="14" w:space="6"/>
         </w:pBdr>
-        <w:spacing w:after="140" w:before="0"/>
+        <w:spacing w:after="140" w:before="300"/>
       </w:pPr>
       <w:r>
         <w:rPr>
@@ -5049,6 +5163,8 @@
     <w:p>
       <w:pPr>
         <w:pStyle w:val="Heading1"/>
+        <w:keepNext/>
+        <w:keepLines/>
         <w:pageBreakBefore/>
         <w:pBdr>
           <w:bottom w:val="single" w:color="1FA6A2" w:sz="14" w:space="6"/>

--- a/lessons/5-10/downloads/5-10-notes-teacher.docx
+++ b/lessons/5-10/downloads/5-10-notes-teacher.docx
@@ -1061,7 +1061,7 @@
             <w:r>
               <w:drawing>
                 <wp:inline distT="0" distB="0" distL="0" distR="0">
-                  <wp:extent cx="1047750" cy="695325"/>
+                  <wp:extent cx="1047750" cy="790575"/>
                   <wp:effectExtent t="0" r="0" b="0" l="0"/>
                   <wp:docPr id="1" name="" descr="" title=""/>
                   <wp:cNvGraphicFramePr>
@@ -1078,160 +1078,6 @@
                         </pic:nvPicPr>
                         <pic:blipFill>
                           <a:blip r:embed="rId14" cstate="none"/>
-                          <a:srcRect/>
-                          <a:stretch>
-                            <a:fillRect/>
-                          </a:stretch>
-                        </pic:blipFill>
-                        <pic:spPr bwMode="auto">
-                          <a:xfrm>
-                            <a:off x="0" y="0"/>
-                            <a:ext cx="1047750" cy="695325"/>
-                          </a:xfrm>
-                          <a:prstGeom prst="rect">
-                            <a:avLst/>
-                          </a:prstGeom>
-                        </pic:spPr>
-                      </pic:pic>
-                    </a:graphicData>
-                  </a:graphic>
-                </wp:inline>
-              </w:drawing>
-            </w:r>
-          </w:p>
-        </w:tc>
-        <w:tc>
-          <w:tcPr>
-            <w:tcW w:type="dxa" w:w="7560"/>
-            <w:tcMar>
-              <w:top w:type="dxa" w:w="100"/>
-              <w:left w:type="dxa" w:w="40"/>
-              <w:bottom w:type="dxa" w:w="100"/>
-              <w:right w:type="dxa" w:w="40"/>
-            </w:tcMar>
-            <w:vAlign w:val="center"/>
-          </w:tcPr>
-          <w:p>
-            <w:pPr>
-              <w:spacing w:after="50"/>
-            </w:pPr>
-            <w:r>
-              <w:rPr>
-                <w:b/>
-                <w:bCs/>
-                <w:color w:val="12355B"/>
-                <w:sz w:val="24"/>
-                <w:szCs w:val="24"/>
-              </w:rPr>
-              <w:t xml:space="preserve">Net</w:t>
-            </w:r>
-            <w:r>
-              <w:rPr>
-                <w:i/>
-                <w:iCs/>
-                <w:color w:val="5F6F80"/>
-                <w:sz w:val="19"/>
-                <w:szCs w:val="19"/>
-              </w:rPr>
-              <w:t xml:space="preserve">   Plantilla (desarrollo plano)</w:t>
-            </w:r>
-          </w:p>
-          <w:p>
-            <w:pPr>
-              <w:spacing w:after="40"/>
-            </w:pPr>
-            <w:r>
-              <w:rPr>
-                <w:sz w:val="21"/>
-                <w:szCs w:val="21"/>
-              </w:rPr>
-              <w:t xml:space="preserve">A flat shape that folds up into a solid.</w:t>
-            </w:r>
-          </w:p>
-          <w:p>
-            <w:pPr>
-              <w:spacing w:after="0"/>
-            </w:pPr>
-            <w:r>
-              <w:rPr>
-                <w:b/>
-                <w:bCs/>
-                <w:color w:val="1FA6A2"/>
-                <w:sz w:val="18"/>
-                <w:szCs w:val="18"/>
-              </w:rPr>
-              <w:t xml:space="preserve">Example:  </w:t>
-            </w:r>
-            <w:r>
-              <w:rPr>
-                <w:i/>
-                <w:iCs/>
-                <w:color w:val="5F6F80"/>
-                <w:sz w:val="18"/>
-                <w:szCs w:val="18"/>
-              </w:rPr>
-              <w:t xml:space="preserve">Cut a cereal box along its edges, unfold it flat — that is the net</w:t>
-            </w:r>
-          </w:p>
-        </w:tc>
-      </w:tr>
-    </w:tbl>
-    <w:tbl>
-      <w:tblPr>
-        <w:tblW w:type="pct" w:w="100%"/>
-        <w:tblBorders>
-          <w:top w:val="none" w:color="FFFFFF" w:sz="0"/>
-          <w:left w:val="none" w:color="FFFFFF" w:sz="0"/>
-          <w:bottom w:val="single" w:color="C7D2DD" w:sz="4"/>
-          <w:right w:val="none" w:color="FFFFFF" w:sz="0"/>
-          <w:insideH w:val="none" w:color="FFFFFF" w:sz="0"/>
-          <w:insideV w:val="none" w:color="FFFFFF" w:sz="0"/>
-        </w:tblBorders>
-      </w:tblPr>
-      <w:tblGrid>
-        <w:gridCol w:w="1800"/>
-        <w:gridCol w:w="7560"/>
-      </w:tblGrid>
-      <w:tr>
-        <w:trPr>
-          <w:cantSplit/>
-        </w:trPr>
-        <w:tc>
-          <w:tcPr>
-            <w:tcW w:type="dxa" w:w="1800"/>
-            <w:tcMar>
-              <w:top w:type="dxa" w:w="100"/>
-              <w:left w:type="dxa" w:w="40"/>
-              <w:bottom w:type="dxa" w:w="100"/>
-              <w:right w:type="dxa" w:w="120"/>
-            </w:tcMar>
-            <w:vAlign w:val="center"/>
-          </w:tcPr>
-          <w:p>
-            <w:pPr>
-              <w:spacing w:after="0"/>
-              <w:jc w:val="center"/>
-            </w:pPr>
-            <w:r>
-              <w:drawing>
-                <wp:inline distT="0" distB="0" distL="0" distR="0">
-                  <wp:extent cx="1047750" cy="790575"/>
-                  <wp:effectExtent t="0" r="0" b="0" l="0"/>
-                  <wp:docPr id="1" name="" descr="" title=""/>
-                  <wp:cNvGraphicFramePr>
-                    <a:graphicFrameLocks xmlns:a="http://schemas.openxmlformats.org/drawingml/2006/main" noChangeAspect="1"/>
-                  </wp:cNvGraphicFramePr>
-                  <a:graphic xmlns:a="http://schemas.openxmlformats.org/drawingml/2006/main">
-                    <a:graphicData uri="http://schemas.openxmlformats.org/drawingml/2006/picture">
-                      <pic:pic xmlns:pic="http://schemas.openxmlformats.org/drawingml/2006/picture">
-                        <pic:nvPicPr>
-                          <pic:cNvPr id="0" name="" descr=""/>
-                          <pic:cNvPicPr>
-                            <a:picLocks noChangeAspect="1" noChangeArrowheads="1"/>
-                          </pic:cNvPicPr>
-                        </pic:nvPicPr>
-                        <pic:blipFill>
-                          <a:blip r:embed="rId15" cstate="none"/>
                           <a:srcRect/>
                           <a:stretch>
                             <a:fillRect/>
@@ -1418,7 +1264,7 @@
                 <w:sz w:val="21"/>
                 <w:szCs w:val="21"/>
               </w:rPr>
-              <w:t xml:space="preserve">Volume of Rectangular Prisms      •      Volume      •      Rectangular prism      •      Cubic units      •      Dimensions      •      Net      •      Base area</w:t>
+              <w:t xml:space="preserve">Volume of Rectangular Prisms      •      Volume      •      Rectangular prism      •      Cubic units      •      Dimensions      •      Base area</w:t>
             </w:r>
           </w:p>
         </w:tc>
@@ -1631,43 +1477,6 @@
           <w:szCs w:val="22"/>
         </w:rPr>
         <w:t xml:space="preserve">6.  </w:t>
-      </w:r>
-      <w:r>
-        <w:rPr>
-          <w:sz w:val="22"/>
-          <w:szCs w:val="22"/>
-        </w:rPr>
-        <w:t xml:space="preserve">A flat pattern that folds into a solid is a </w:t>
-      </w:r>
-      <w:r>
-        <w:rPr>
-          <w:sz w:val="22"/>
-          <w:szCs w:val="22"/>
-        </w:rPr>
-        <w:t xml:space="preserve">________________</w:t>
-      </w:r>
-      <w:r>
-        <w:rPr>
-          <w:sz w:val="22"/>
-          <w:szCs w:val="22"/>
-        </w:rPr>
-        <w:t xml:space="preserve">.</w:t>
-      </w:r>
-    </w:p>
-    <w:p>
-      <w:pPr>
-        <w:keepLines/>
-        <w:spacing w:after="260" w:before="200"/>
-      </w:pPr>
-      <w:r>
-        <w:rPr>
-          <w:b/>
-          <w:bCs/>
-          <w:color w:val="12355B"/>
-          <w:sz w:val="22"/>
-          <w:szCs w:val="22"/>
-        </w:rPr>
-        <w:t xml:space="preserve">7.  </w:t>
       </w:r>
       <w:r>
         <w:rPr>
@@ -1710,47 +1519,6 @@
           <w:szCs w:val="30"/>
         </w:rPr>
         <w:t xml:space="preserve">Write About the Math</w:t>
-      </w:r>
-    </w:p>
-    <w:p>
-      <w:pPr>
-        <w:spacing w:after="100"/>
-      </w:pPr>
-      <w:r>
-        <w:rPr>
-          <w:i/>
-          <w:iCs/>
-          <w:color w:val="5F6F80"/>
-          <w:sz w:val="19"/>
-          <w:szCs w:val="19"/>
-        </w:rPr>
-        <w:t xml:space="preserve">Use the support level you need. Every level answers the same math question.</w:t>
-      </w:r>
-    </w:p>
-    <w:p>
-      <w:pPr>
-        <w:pStyle w:val="Heading2"/>
-        <w:spacing w:after="80" w:before="180"/>
-      </w:pPr>
-      <w:r>
-        <w:rPr>
-          <w:b/>
-          <w:bCs/>
-          <w:color w:val="12355B"/>
-          <w:sz w:val="24"/>
-          <w:szCs w:val="24"/>
-        </w:rPr>
-        <w:t xml:space="preserve">1. Understand the Question</w:t>
-      </w:r>
-      <w:r>
-        <w:rPr>
-          <w:i/>
-          <w:iCs/>
-          <w:color w:val="B97A12"/>
-          <w:sz w:val="19"/>
-          <w:szCs w:val="19"/>
-        </w:rPr>
-        <w:t xml:space="preserve">   explain</w:t>
       </w:r>
     </w:p>
     <w:tbl>
@@ -1791,344 +1559,6 @@
               </w:rPr>
               <w:t xml:space="preserve">How many gallons of water does the small tank hold?</w:t>
             </w:r>
-          </w:p>
-          <w:p>
-            <w:pPr>
-              <w:spacing w:after="0"/>
-            </w:pPr>
-            <w:r>
-              <w:rPr>
-                <w:b/>
-                <w:bCs/>
-                <w:color w:val="12355B"/>
-                <w:sz w:val="20"/>
-                <w:szCs w:val="20"/>
-              </w:rPr>
-              <w:t xml:space="preserve">Your job:  </w:t>
-            </w:r>
-            <w:r>
-              <w:rPr>
-                <w:sz w:val="20"/>
-                <w:szCs w:val="20"/>
-              </w:rPr>
-              <w:t xml:space="preserve">Answer the question. Use math evidence. Explain how the evidence proves your answer.</w:t>
-            </w:r>
-            <w:r>
-              <w:rPr>
-                <w:i/>
-                <w:iCs/>
-                <w:color w:val="5F6F80"/>
-                <w:sz w:val="18"/>
-                <w:szCs w:val="18"/>
-              </w:rPr>
-              <w:br/>
-              <w:t xml:space="preserve">Responde la pregunta. Usa evidencia matemática. Explica cómo la evidencia demuestra tu respuesta.</w:t>
-            </w:r>
-          </w:p>
-        </w:tc>
-      </w:tr>
-    </w:tbl>
-    <w:p>
-      <w:pPr>
-        <w:pStyle w:val="Heading2"/>
-        <w:spacing w:after="80" w:before="180"/>
-      </w:pPr>
-      <w:r>
-        <w:rPr>
-          <w:b/>
-          <w:bCs/>
-          <w:color w:val="12355B"/>
-          <w:sz w:val="24"/>
-          <w:szCs w:val="24"/>
-        </w:rPr>
-        <w:t xml:space="preserve">2. Plan Your Math Words</w:t>
-      </w:r>
-      <w:r>
-        <w:rPr>
-          <w:i/>
-          <w:iCs/>
-          <w:color w:val="1FA6A2"/>
-          <w:sz w:val="19"/>
-          <w:szCs w:val="19"/>
-        </w:rPr>
-        <w:t xml:space="preserve">   check at least two</w:t>
-      </w:r>
-    </w:p>
-    <w:p>
-      <w:pPr>
-        <w:spacing w:after="60"/>
-      </w:pPr>
-      <w:r>
-        <w:rPr>
-          <w:b/>
-          <w:bCs/>
-          <w:color w:val="1FA6A2"/>
-          <w:sz w:val="22"/>
-          <w:szCs w:val="22"/>
-        </w:rPr>
-        <w:t xml:space="preserve">☐  </w:t>
-      </w:r>
-      <w:r>
-        <w:rPr>
-          <w:b/>
-          <w:bCs/>
-          <w:color w:val="12355B"/>
-          <w:sz w:val="20"/>
-          <w:szCs w:val="20"/>
-        </w:rPr>
-        <w:t xml:space="preserve">Volume of Rectangular Prisms — </w:t>
-      </w:r>
-      <w:r>
-        <w:rPr>
-          <w:sz w:val="20"/>
-          <w:szCs w:val="20"/>
-        </w:rPr>
-        <w:t xml:space="preserve">The space inside a rectangular prism. Formula: V = Bh = l × w × h.</w:t>
-      </w:r>
-      <w:r>
-        <w:rPr>
-          <w:i/>
-          <w:iCs/>
-          <w:color w:val="5F6F80"/>
-          <w:sz w:val="18"/>
-          <w:szCs w:val="18"/>
-        </w:rPr>
-        <w:br/>
-        <w:t xml:space="preserve">Volumen de prismas rectangulares — El espacio dentro de un prisma rectangular. Fórmula: V = Bh = l × w × h.</w:t>
-      </w:r>
-    </w:p>
-    <w:p>
-      <w:pPr>
-        <w:spacing w:after="60"/>
-      </w:pPr>
-      <w:r>
-        <w:rPr>
-          <w:b/>
-          <w:bCs/>
-          <w:color w:val="1FA6A2"/>
-          <w:sz w:val="22"/>
-          <w:szCs w:val="22"/>
-        </w:rPr>
-        <w:t xml:space="preserve">☐  </w:t>
-      </w:r>
-      <w:r>
-        <w:rPr>
-          <w:b/>
-          <w:bCs/>
-          <w:color w:val="12355B"/>
-          <w:sz w:val="20"/>
-          <w:szCs w:val="20"/>
-        </w:rPr>
-        <w:t xml:space="preserve">Volume — </w:t>
-      </w:r>
-      <w:r>
-        <w:rPr>
-          <w:sz w:val="20"/>
-          <w:szCs w:val="20"/>
-        </w:rPr>
-        <w:t xml:space="preserve">How much space is inside a solid shape.</w:t>
-      </w:r>
-      <w:r>
-        <w:rPr>
-          <w:i/>
-          <w:iCs/>
-          <w:color w:val="5F6F80"/>
-          <w:sz w:val="18"/>
-          <w:szCs w:val="18"/>
-        </w:rPr>
-        <w:br/>
-        <w:t xml:space="preserve">Volumen — Cuánto espacio hay dentro de una figura sólida.</w:t>
-      </w:r>
-    </w:p>
-    <w:p>
-      <w:pPr>
-        <w:spacing w:after="60"/>
-      </w:pPr>
-      <w:r>
-        <w:rPr>
-          <w:b/>
-          <w:bCs/>
-          <w:color w:val="1FA6A2"/>
-          <w:sz w:val="22"/>
-          <w:szCs w:val="22"/>
-        </w:rPr>
-        <w:t xml:space="preserve">☐  </w:t>
-      </w:r>
-      <w:r>
-        <w:rPr>
-          <w:b/>
-          <w:bCs/>
-          <w:color w:val="12355B"/>
-          <w:sz w:val="20"/>
-          <w:szCs w:val="20"/>
-        </w:rPr>
-        <w:t xml:space="preserve">Rectangular prism — </w:t>
-      </w:r>
-      <w:r>
-        <w:rPr>
-          <w:sz w:val="20"/>
-          <w:szCs w:val="20"/>
-        </w:rPr>
-        <w:t xml:space="preserve">A solid box shape with six flat rectangle sides.</w:t>
-      </w:r>
-      <w:r>
-        <w:rPr>
-          <w:i/>
-          <w:iCs/>
-          <w:color w:val="5F6F80"/>
-          <w:sz w:val="18"/>
-          <w:szCs w:val="18"/>
-        </w:rPr>
-        <w:br/>
-        <w:t xml:space="preserve">Prisma rectangular — Una figura sólida en forma de caja con seis lados rectangulares.</w:t>
-      </w:r>
-    </w:p>
-    <w:p>
-      <w:pPr>
-        <w:spacing w:after="60"/>
-      </w:pPr>
-      <w:r>
-        <w:rPr>
-          <w:b/>
-          <w:bCs/>
-          <w:color w:val="1FA6A2"/>
-          <w:sz w:val="22"/>
-          <w:szCs w:val="22"/>
-        </w:rPr>
-        <w:t xml:space="preserve">☐  </w:t>
-      </w:r>
-      <w:r>
-        <w:rPr>
-          <w:b/>
-          <w:bCs/>
-          <w:color w:val="12355B"/>
-          <w:sz w:val="20"/>
-          <w:szCs w:val="20"/>
-        </w:rPr>
-        <w:t xml:space="preserve">Cubic units — </w:t>
-      </w:r>
-      <w:r>
-        <w:rPr>
-          <w:sz w:val="20"/>
-          <w:szCs w:val="20"/>
-        </w:rPr>
-        <w:t xml:space="preserve">The units used to measure space inside, like cubic inches.</w:t>
-      </w:r>
-      <w:r>
-        <w:rPr>
-          <w:i/>
-          <w:iCs/>
-          <w:color w:val="5F6F80"/>
-          <w:sz w:val="18"/>
-          <w:szCs w:val="18"/>
-        </w:rPr>
-        <w:br/>
-        <w:t xml:space="preserve">Unidades cúbicas — Las unidades para medir el espacio interior, como pulgadas cúbicas.</w:t>
-      </w:r>
-    </w:p>
-    <w:p>
-      <w:pPr>
-        <w:spacing w:after="60"/>
-      </w:pPr>
-      <w:r>
-        <w:rPr>
-          <w:b/>
-          <w:bCs/>
-          <w:color w:val="1FA6A2"/>
-          <w:sz w:val="22"/>
-          <w:szCs w:val="22"/>
-        </w:rPr>
-        <w:t xml:space="preserve">☐  </w:t>
-      </w:r>
-      <w:r>
-        <w:rPr>
-          <w:b/>
-          <w:bCs/>
-          <w:color w:val="12355B"/>
-          <w:sz w:val="20"/>
-          <w:szCs w:val="20"/>
-        </w:rPr>
-        <w:t xml:space="preserve">Dimensions — </w:t>
-      </w:r>
-      <w:r>
-        <w:rPr>
-          <w:sz w:val="20"/>
-          <w:szCs w:val="20"/>
-        </w:rPr>
-        <w:t xml:space="preserve">How long, how wide, and how tall a shape is.</w:t>
-      </w:r>
-      <w:r>
-        <w:rPr>
-          <w:i/>
-          <w:iCs/>
-          <w:color w:val="5F6F80"/>
-          <w:sz w:val="18"/>
-          <w:szCs w:val="18"/>
-        </w:rPr>
-        <w:br/>
-        <w:t xml:space="preserve">Dimensiones — Qué tan largo, ancho y alto es una figura.</w:t>
-      </w:r>
-    </w:p>
-    <w:tbl>
-      <w:tblPr>
-        <w:tblW w:type="pct" w:w="100%"/>
-        <w:tblBorders>
-          <w:top w:val="single" w:color="1FA6A2" w:sz="8"/>
-          <w:left w:val="single" w:color="1FA6A2" w:sz="8"/>
-          <w:bottom w:val="single" w:color="1FA6A2" w:sz="8"/>
-          <w:right w:val="single" w:color="1FA6A2" w:sz="8"/>
-          <w:insideH w:val="single" w:color="auto" w:sz="4"/>
-          <w:insideV w:val="single" w:color="auto" w:sz="4"/>
-        </w:tblBorders>
-      </w:tblPr>
-      <w:tblGrid>
-        <w:gridCol w:w="100"/>
-      </w:tblGrid>
-      <w:tr>
-        <w:tc>
-          <w:tcPr>
-            <w:shd w:fill="F7FFFD" w:color="auto" w:val="clear"/>
-            <w:tcMar>
-              <w:top w:type="dxa" w:w="120"/>
-              <w:left w:type="dxa" w:w="180"/>
-              <w:bottom w:type="dxa" w:w="120"/>
-              <w:right w:type="dxa" w:w="180"/>
-            </w:tcMar>
-          </w:tcPr>
-          <w:p>
-            <w:pPr>
-              <w:spacing w:after="50"/>
-            </w:pPr>
-            <w:r>
-              <w:rPr>
-                <w:b/>
-                <w:bCs/>
-                <w:color w:val="1FA6A2"/>
-                <w:sz w:val="20"/>
-                <w:szCs w:val="20"/>
-              </w:rPr>
-              <w:t xml:space="preserve">Say it first:  </w:t>
-            </w:r>
-            <w:r>
-              <w:rPr>
-                <w:sz w:val="20"/>
-                <w:szCs w:val="20"/>
-              </w:rPr>
-              <w:t xml:space="preserve">Say your idea to a partner or quietly to yourself before you write.</w:t>
-            </w:r>
-          </w:p>
-          <w:p>
-            <w:pPr>
-              <w:spacing w:after="60"/>
-            </w:pPr>
-            <w:r>
-              <w:rPr>
-                <w:color w:val="1A2733"/>
-                <w:sz w:val="21"/>
-                <w:szCs w:val="21"/>
-              </w:rPr>
-              <w:t xml:space="preserve">The tank's volume is ___ in³ because V = ___ × ___ × ___. It holds about ___ gallons because ___ ÷ 231 ≈ ___.</w:t>
-            </w:r>
             <w:r>
               <w:rPr>
                 <w:i/>
@@ -2138,7 +1568,7 @@
                 <w:szCs w:val="19"/>
               </w:rPr>
               <w:br/>
-              <w:t xml:space="preserve">Di tu respuesta primero: Mi respuesta es ___ porque ___.</w:t>
+              <w:t xml:space="preserve">¿Cuántos galones de agua tiene la pecera pequeña?</w:t>
             </w:r>
           </w:p>
         </w:tc>
@@ -2146,28 +1576,192 @@
     </w:tbl>
     <w:p>
       <w:pPr>
-        <w:pStyle w:val="Heading2"/>
-        <w:spacing w:after="80" w:before="180"/>
-      </w:pPr>
-      <w:r>
-        <w:rPr>
-          <w:b/>
-          <w:bCs/>
-          <w:color w:val="12355B"/>
-          <w:sz w:val="24"/>
-          <w:szCs w:val="24"/>
-        </w:rPr>
-        <w:t xml:space="preserve">3. Build Your Explanation</w:t>
-      </w:r>
+        <w:spacing w:after="100"/>
+      </w:pPr>
       <w:r>
         <w:rPr>
           <w:i/>
           <w:iCs/>
-          <w:color w:val="B97A12"/>
+          <w:color w:val="5F6F80"/>
           <w:sz w:val="19"/>
           <w:szCs w:val="19"/>
         </w:rPr>
-        <w:t xml:space="preserve">   choose your support</w:t>
+        <w:t xml:space="preserve">Say your answer to a partner first. Then write it, using at least two of these words:</w:t>
+      </w:r>
+    </w:p>
+    <w:p>
+      <w:pPr>
+        <w:spacing w:after="40"/>
+      </w:pPr>
+      <w:r>
+        <w:rPr>
+          <w:b/>
+          <w:bCs/>
+          <w:color w:val="1FA6A2"/>
+          <w:sz w:val="22"/>
+          <w:szCs w:val="22"/>
+        </w:rPr>
+        <w:t xml:space="preserve">☐  </w:t>
+      </w:r>
+      <w:r>
+        <w:rPr>
+          <w:b/>
+          <w:bCs/>
+          <w:color w:val="12355B"/>
+          <w:sz w:val="20"/>
+          <w:szCs w:val="20"/>
+        </w:rPr>
+        <w:t xml:space="preserve">Volume</w:t>
+      </w:r>
+      <w:r>
+        <w:rPr>
+          <w:i/>
+          <w:iCs/>
+          <w:color w:val="5F6F80"/>
+          <w:sz w:val="18"/>
+          <w:szCs w:val="18"/>
+        </w:rPr>
+        <w:t xml:space="preserve">  ·  Volumen</w:t>
+      </w:r>
+    </w:p>
+    <w:p>
+      <w:pPr>
+        <w:spacing w:after="40"/>
+      </w:pPr>
+      <w:r>
+        <w:rPr>
+          <w:b/>
+          <w:bCs/>
+          <w:color w:val="1FA6A2"/>
+          <w:sz w:val="22"/>
+          <w:szCs w:val="22"/>
+        </w:rPr>
+        <w:t xml:space="preserve">☐  </w:t>
+      </w:r>
+      <w:r>
+        <w:rPr>
+          <w:b/>
+          <w:bCs/>
+          <w:color w:val="12355B"/>
+          <w:sz w:val="20"/>
+          <w:szCs w:val="20"/>
+        </w:rPr>
+        <w:t xml:space="preserve">Rectangular prism</w:t>
+      </w:r>
+      <w:r>
+        <w:rPr>
+          <w:i/>
+          <w:iCs/>
+          <w:color w:val="5F6F80"/>
+          <w:sz w:val="18"/>
+          <w:szCs w:val="18"/>
+        </w:rPr>
+        <w:t xml:space="preserve">  ·  Prisma rectangular</w:t>
+      </w:r>
+    </w:p>
+    <w:p>
+      <w:pPr>
+        <w:spacing w:after="40"/>
+      </w:pPr>
+      <w:r>
+        <w:rPr>
+          <w:b/>
+          <w:bCs/>
+          <w:color w:val="1FA6A2"/>
+          <w:sz w:val="22"/>
+          <w:szCs w:val="22"/>
+        </w:rPr>
+        <w:t xml:space="preserve">☐  </w:t>
+      </w:r>
+      <w:r>
+        <w:rPr>
+          <w:b/>
+          <w:bCs/>
+          <w:color w:val="12355B"/>
+          <w:sz w:val="20"/>
+          <w:szCs w:val="20"/>
+        </w:rPr>
+        <w:t xml:space="preserve">Cubic units</w:t>
+      </w:r>
+      <w:r>
+        <w:rPr>
+          <w:i/>
+          <w:iCs/>
+          <w:color w:val="5F6F80"/>
+          <w:sz w:val="18"/>
+          <w:szCs w:val="18"/>
+        </w:rPr>
+        <w:t xml:space="preserve">  ·  Unidades cúbicas</w:t>
+      </w:r>
+    </w:p>
+    <w:p>
+      <w:pPr>
+        <w:spacing w:after="40"/>
+      </w:pPr>
+      <w:r>
+        <w:rPr>
+          <w:b/>
+          <w:bCs/>
+          <w:color w:val="1FA6A2"/>
+          <w:sz w:val="22"/>
+          <w:szCs w:val="22"/>
+        </w:rPr>
+        <w:t xml:space="preserve">☐  </w:t>
+      </w:r>
+      <w:r>
+        <w:rPr>
+          <w:b/>
+          <w:bCs/>
+          <w:color w:val="12355B"/>
+          <w:sz w:val="20"/>
+          <w:szCs w:val="20"/>
+        </w:rPr>
+        <w:t xml:space="preserve">Dimensions</w:t>
+      </w:r>
+      <w:r>
+        <w:rPr>
+          <w:i/>
+          <w:iCs/>
+          <w:color w:val="5F6F80"/>
+          <w:sz w:val="18"/>
+          <w:szCs w:val="18"/>
+        </w:rPr>
+        <w:t xml:space="preserve">  ·  Dimensiones</w:t>
+      </w:r>
+    </w:p>
+    <w:p>
+      <w:pPr>
+        <w:spacing w:after="40"/>
+      </w:pPr>
+      <w:r>
+        <w:rPr>
+          <w:b/>
+          <w:bCs/>
+          <w:color w:val="1FA6A2"/>
+          <w:sz w:val="22"/>
+          <w:szCs w:val="22"/>
+        </w:rPr>
+        <w:t xml:space="preserve">☐  </w:t>
+      </w:r>
+      <w:r>
+        <w:rPr>
+          <w:b/>
+          <w:bCs/>
+          <w:color w:val="12355B"/>
+          <w:sz w:val="20"/>
+          <w:szCs w:val="20"/>
+        </w:rPr>
+        <w:t xml:space="preserve">Base area</w:t>
+      </w:r>
+      <w:r>
+        <w:rPr>
+          <w:i/>
+          <w:iCs/>
+          <w:color w:val="5F6F80"/>
+          <w:sz w:val="18"/>
+          <w:szCs w:val="18"/>
+        </w:rPr>
+        <w:t xml:space="preserve">  ·  Área de la base</w:t>
       </w:r>
     </w:p>
     <w:tbl>
@@ -2198,21 +1792,6 @@
           </w:tcPr>
           <w:p>
             <w:pPr>
-              <w:spacing w:after="50"/>
-            </w:pPr>
-            <w:r>
-              <w:rPr>
-                <w:i/>
-                <w:iCs/>
-                <w:color w:val="5F6F80"/>
-                <w:sz w:val="19"/>
-                <w:szCs w:val="19"/>
-              </w:rPr>
-              <w:t xml:space="preserve">This model shows the parts of an explanation. It does not answer your writing question.</w:t>
-            </w:r>
-          </w:p>
-          <w:p>
-            <w:pPr>
               <w:spacing w:after="80"/>
             </w:pPr>
             <w:r>
@@ -2223,58 +1802,14 @@
                 <w:sz w:val="19"/>
                 <w:szCs w:val="19"/>
               </w:rPr>
-              <w:t xml:space="preserve">Claim:  </w:t>
+              <w:t xml:space="preserve">Model:  </w:t>
             </w:r>
             <w:r>
               <w:rPr>
                 <w:sz w:val="19"/>
                 <w:szCs w:val="19"/>
               </w:rPr>
-              <w:t xml:space="preserve">You still multiply length × width × height even when an edge is a fraction or decimal.</w:t>
-            </w:r>
-          </w:p>
-          <w:p>
-            <w:pPr>
-              <w:spacing w:after="80"/>
-            </w:pPr>
-            <w:r>
-              <w:rPr>
-                <w:b/>
-                <w:bCs/>
-                <w:color w:val="12355B"/>
-                <w:sz w:val="19"/>
-                <w:szCs w:val="19"/>
-              </w:rPr>
-              <w:t xml:space="preserve">Evidence:  </w:t>
-            </w:r>
-            <w:r>
-              <w:rPr>
-                <w:sz w:val="19"/>
-                <w:szCs w:val="19"/>
-              </w:rPr>
-              <w:t xml:space="preserve">Students explain the formula stays the same (V = l × w × h = 2 × 1.5 × 1 = 3 ft³) and that a fractional edge just means multiplying with a fraction or decimal.</w:t>
-            </w:r>
-          </w:p>
-          <w:p>
-            <w:pPr>
-              <w:spacing w:after="80"/>
-            </w:pPr>
-            <w:r>
-              <w:rPr>
-                <w:b/>
-                <w:bCs/>
-                <w:color w:val="12355B"/>
-                <w:sz w:val="19"/>
-                <w:szCs w:val="19"/>
-              </w:rPr>
-              <w:t xml:space="preserve">Reasoning:  </w:t>
-            </w:r>
-            <w:r>
-              <w:rPr>
-                <w:sz w:val="19"/>
-                <w:szCs w:val="19"/>
-              </w:rPr>
-              <w:t xml:space="preserve">This evidence connects the definition of volume of rectangular prisms to the mathematical claim.</w:t>
+              <w:t xml:space="preserve">You still multiply length × width × height even when an edge is a fraction or decimal. — Students explain the formula stays the same (V = l × w × h = 2 × 1.5 × 1 = 3 ft³) and that a fractional edge just means multiplying with a fraction or decimal.</w:t>
             </w:r>
           </w:p>
         </w:tc>
@@ -2353,7 +1888,7 @@
           <w:sz w:val="21"/>
           <w:szCs w:val="21"/>
         </w:rPr>
-        <w:t xml:space="preserve">My answer is ___.</w:t>
+        <w:t xml:space="preserve">My answer is ___ because ___.</w:t>
       </w:r>
       <w:r>
         <w:rPr>
@@ -2364,7 +1899,7 @@
           <w:szCs w:val="19"/>
         </w:rPr>
         <w:br/>
-        <w:t xml:space="preserve">Mi respuesta es ___.</w:t>
+        <w:t xml:space="preserve">Mi respuesta es ___ porque ___.</w:t>
       </w:r>
     </w:p>
     <w:tbl>
@@ -2504,7 +2039,7 @@
           <w:sz w:val="21"/>
           <w:szCs w:val="21"/>
         </w:rPr>
-        <w:t xml:space="preserve">I know because ___.</w:t>
+        <w:t xml:space="preserve">My evidence is ___, so ___.</w:t>
       </w:r>
       <w:r>
         <w:rPr>
@@ -2515,31 +2050,7 @@
           <w:szCs w:val="19"/>
         </w:rPr>
         <w:br/>
-        <w:t xml:space="preserve">Lo sé porque ___.</w:t>
-      </w:r>
-    </w:p>
-    <w:p>
-      <w:pPr>
-        <w:spacing w:after="60"/>
-      </w:pPr>
-      <w:r>
-        <w:rPr>
-          <w:color w:val="1A2733"/>
-          <w:sz w:val="21"/>
-          <w:szCs w:val="21"/>
-        </w:rPr>
-        <w:t xml:space="preserve">So ___.</w:t>
-      </w:r>
-      <w:r>
-        <w:rPr>
-          <w:i/>
-          <w:iCs/>
-          <w:color w:val="5F6F80"/>
-          <w:sz w:val="19"/>
-          <w:szCs w:val="19"/>
-        </w:rPr>
-        <w:br/>
-        <w:t xml:space="preserve">Entonces ___.</w:t>
+        <w:t xml:space="preserve">Mi evidencia es ___, entonces ___.</w:t>
       </w:r>
     </w:p>
     <w:tbl>
@@ -2645,78 +2156,6 @@
         <w:t xml:space="preserve">Escribe una afirmación, da evidencia matemática y explica tu razonamiento.</w:t>
       </w:r>
     </w:p>
-    <w:p>
-      <w:pPr>
-        <w:spacing w:after="60"/>
-      </w:pPr>
-      <w:r>
-        <w:rPr>
-          <w:color w:val="1A2733"/>
-          <w:sz w:val="21"/>
-          <w:szCs w:val="21"/>
-        </w:rPr>
-        <w:t xml:space="preserve">My claim is ___.</w:t>
-      </w:r>
-      <w:r>
-        <w:rPr>
-          <w:i/>
-          <w:iCs/>
-          <w:color w:val="5F6F80"/>
-          <w:sz w:val="19"/>
-          <w:szCs w:val="19"/>
-        </w:rPr>
-        <w:br/>
-        <w:t xml:space="preserve">Mi afirmación es ___.</w:t>
-      </w:r>
-    </w:p>
-    <w:p>
-      <w:pPr>
-        <w:spacing w:after="60"/>
-      </w:pPr>
-      <w:r>
-        <w:rPr>
-          <w:color w:val="1A2733"/>
-          <w:sz w:val="21"/>
-          <w:szCs w:val="21"/>
-        </w:rPr>
-        <w:t xml:space="preserve">My math evidence is ___.</w:t>
-      </w:r>
-      <w:r>
-        <w:rPr>
-          <w:i/>
-          <w:iCs/>
-          <w:color w:val="5F6F80"/>
-          <w:sz w:val="19"/>
-          <w:szCs w:val="19"/>
-        </w:rPr>
-        <w:br/>
-        <w:t xml:space="preserve">Mi evidencia matemática es ___.</w:t>
-      </w:r>
-    </w:p>
-    <w:p>
-      <w:pPr>
-        <w:spacing w:after="60"/>
-      </w:pPr>
-      <w:r>
-        <w:rPr>
-          <w:color w:val="1A2733"/>
-          <w:sz w:val="21"/>
-          <w:szCs w:val="21"/>
-        </w:rPr>
-        <w:t xml:space="preserve">This proves ___ because ___.</w:t>
-      </w:r>
-      <w:r>
-        <w:rPr>
-          <w:i/>
-          <w:iCs/>
-          <w:color w:val="5F6F80"/>
-          <w:sz w:val="19"/>
-          <w:szCs w:val="19"/>
-        </w:rPr>
-        <w:br/>
-        <w:t xml:space="preserve">Esto demuestra ___ porque ___.</w:t>
-      </w:r>
-    </w:p>
     <w:tbl>
       <w:tblPr>
         <w:tblW w:type="pct" w:w="100%"/>
@@ -2799,7 +2238,7 @@
           <w:sz w:val="24"/>
           <w:szCs w:val="24"/>
         </w:rPr>
-        <w:t xml:space="preserve">4. Check Your Explanation</w:t>
+        <w:t xml:space="preserve">Check Your Explanation</w:t>
       </w:r>
       <w:r>
         <w:rPr>
@@ -2809,7 +2248,7 @@
           <w:sz w:val="19"/>
           <w:szCs w:val="19"/>
         </w:rPr>
-        <w:t xml:space="preserve">   five quick checks</w:t>
+        <w:t xml:space="preserve">   three quick checks</w:t>
       </w:r>
     </w:p>
     <w:p>
@@ -2833,17 +2272,6 @@
         </w:rPr>
         <w:t xml:space="preserve">I answered the question.</w:t>
       </w:r>
-      <w:r>
-        <w:rPr>
-          <w:i/>
-          <w:iCs/>
-          <w:color w:val="5F6F80"/>
-          <w:sz w:val="18"/>
-          <w:szCs w:val="18"/>
-        </w:rPr>
-        <w:br/>
-        <w:t xml:space="preserve">Respondí la pregunta.</w:t>
-      </w:r>
     </w:p>
     <w:p>
       <w:pPr>
@@ -2864,18 +2292,7 @@
           <w:sz w:val="20"/>
           <w:szCs w:val="20"/>
         </w:rPr>
-        <w:t xml:space="preserve">I used math evidence: numbers, an equation, a model, or a comparison.</w:t>
-      </w:r>
-      <w:r>
-        <w:rPr>
-          <w:i/>
-          <w:iCs/>
-          <w:color w:val="5F6F80"/>
-          <w:sz w:val="18"/>
-          <w:szCs w:val="18"/>
-        </w:rPr>
-        <w:br/>
-        <w:t xml:space="preserve">Usé evidencia matemática: números, una ecuación, un modelo o una comparación.</w:t>
+        <w:t xml:space="preserve">I used math evidence: numbers, an equation, or a model.</w:t>
       </w:r>
     </w:p>
     <w:p>
@@ -2897,84 +2314,7 @@
           <w:sz w:val="20"/>
           <w:szCs w:val="20"/>
         </w:rPr>
-        <w:t xml:space="preserve">I explained how the evidence proves my answer.</w:t>
-      </w:r>
-      <w:r>
-        <w:rPr>
-          <w:i/>
-          <w:iCs/>
-          <w:color w:val="5F6F80"/>
-          <w:sz w:val="18"/>
-          <w:szCs w:val="18"/>
-        </w:rPr>
-        <w:br/>
-        <w:t xml:space="preserve">Expliqué cómo la evidencia demuestra mi respuesta.</w:t>
-      </w:r>
-    </w:p>
-    <w:p>
-      <w:pPr>
-        <w:spacing w:after="80"/>
-      </w:pPr>
-      <w:r>
-        <w:rPr>
-          <w:b/>
-          <w:bCs/>
-          <w:color w:val="1FA6A2"/>
-          <w:sz w:val="22"/>
-          <w:szCs w:val="22"/>
-        </w:rPr>
-        <w:t xml:space="preserve">☐  </w:t>
-      </w:r>
-      <w:r>
-        <w:rPr>
-          <w:sz w:val="20"/>
-          <w:szCs w:val="20"/>
-        </w:rPr>
         <w:t xml:space="preserve">I used at least two math words.</w:t>
-      </w:r>
-      <w:r>
-        <w:rPr>
-          <w:i/>
-          <w:iCs/>
-          <w:color w:val="5F6F80"/>
-          <w:sz w:val="18"/>
-          <w:szCs w:val="18"/>
-        </w:rPr>
-        <w:br/>
-        <w:t xml:space="preserve">Usé por lo menos dos palabras matemáticas.</w:t>
-      </w:r>
-    </w:p>
-    <w:p>
-      <w:pPr>
-        <w:spacing w:after="80"/>
-      </w:pPr>
-      <w:r>
-        <w:rPr>
-          <w:b/>
-          <w:bCs/>
-          <w:color w:val="1FA6A2"/>
-          <w:sz w:val="22"/>
-          <w:szCs w:val="22"/>
-        </w:rPr>
-        <w:t xml:space="preserve">☐  </w:t>
-      </w:r>
-      <w:r>
-        <w:rPr>
-          <w:sz w:val="20"/>
-          <w:szCs w:val="20"/>
-        </w:rPr>
-        <w:t xml:space="preserve">I reread complete sentences and punctuation.</w:t>
-      </w:r>
-      <w:r>
-        <w:rPr>
-          <w:i/>
-          <w:iCs/>
-          <w:color w:val="5F6F80"/>
-          <w:sz w:val="18"/>
-          <w:szCs w:val="18"/>
-        </w:rPr>
-        <w:br/>
-        <w:t xml:space="preserve">Volví a leer mis oraciones completas y la puntuación.</w:t>
       </w:r>
     </w:p>
     <w:p>
@@ -5336,27 +4676,6 @@
           <w:sz w:val="21"/>
           <w:szCs w:val="21"/>
         </w:rPr>
-        <w:t xml:space="preserve">Net</w:t>
-      </w:r>
-    </w:p>
-    <w:p>
-      <w:pPr>
-        <w:spacing w:after="80"/>
-      </w:pPr>
-      <w:r>
-        <w:rPr>
-          <w:b/>
-          <w:bCs/>
-          <w:sz w:val="21"/>
-          <w:szCs w:val="21"/>
-        </w:rPr>
-        <w:t xml:space="preserve">Notes 7:  </w:t>
-      </w:r>
-      <w:r>
-        <w:rPr>
-          <w:sz w:val="21"/>
-          <w:szCs w:val="21"/>
-        </w:rPr>
         <w:t xml:space="preserve">Base area</w:t>
       </w:r>
     </w:p>
@@ -5771,7 +5090,7 @@
           <w:sz w:val="20"/>
           <w:szCs w:val="20"/>
         </w:rPr>
-        <w:t xml:space="preserve">☐  I answered the question.</w:t>
+        <w:t xml:space="preserve">☐  The answer to the math question is correct.</w:t>
       </w:r>
     </w:p>
     <w:p>
@@ -5783,7 +5102,7 @@
           <w:sz w:val="20"/>
           <w:szCs w:val="20"/>
         </w:rPr>
-        <w:t xml:space="preserve">☐  I used math evidence: numbers, an equation, a model, or a comparison.</w:t>
+        <w:t xml:space="preserve">☐  The evidence is real lesson mathematics (numbers, equation, or model), not restated claim.</w:t>
       </w:r>
     </w:p>
     <w:p>
@@ -5795,31 +5114,7 @@
           <w:sz w:val="20"/>
           <w:szCs w:val="20"/>
         </w:rPr>
-        <w:t xml:space="preserve">☐  I explained how the evidence proves my answer.</w:t>
-      </w:r>
-    </w:p>
-    <w:p>
-      <w:pPr>
-        <w:spacing w:after="80"/>
-      </w:pPr>
-      <w:r>
-        <w:rPr>
-          <w:sz w:val="20"/>
-          <w:szCs w:val="20"/>
-        </w:rPr>
-        <w:t xml:space="preserve">☐  I used at least two math words.</w:t>
-      </w:r>
-    </w:p>
-    <w:p>
-      <w:pPr>
-        <w:spacing w:after="80"/>
-      </w:pPr>
-      <w:r>
-        <w:rPr>
-          <w:sz w:val="20"/>
-          <w:szCs w:val="20"/>
-        </w:rPr>
-        <w:t xml:space="preserve">☐  I reread complete sentences and punctuation.</w:t>
+        <w:t xml:space="preserve">☐  The support level changed the language scaffolding, never the mathematical expectation.</w:t>
       </w:r>
     </w:p>
     <w:sectPr>
